--- a/context/Aug4 Microsite Feedback_v1.docx
+++ b/context/Aug4 Microsite Feedback_v1.docx
@@ -817,53 +817,6 @@
       <w:r>
         <w:t xml:space="preserve">nce Collection </w:t>
       </w:r>
-      <w:r>
-        <w:t>(</w:t>
-      </w:r>
-      <w:proofErr w:type="gramStart"/>
-      <w:r>
-        <w:t>includ</w:t>
-      </w:r>
-      <w:r>
-        <w:t>e</w:t>
-      </w:r>
-      <w:proofErr w:type="gramEnd"/>
-      <w:r>
-        <w:t xml:space="preserve"> regional tabl</w:t>
-      </w:r>
-      <w:r>
-        <w:t>e</w:t>
-      </w:r>
-      <w:r>
-        <w:t xml:space="preserve"> here</w:t>
-      </w:r>
-      <w:r>
-        <w:t>)</w:t>
-      </w:r>
-    </w:p>
-    <w:p>
-      <w:pPr>
-        <w:pStyle w:val="ListParagraph"/>
-        <w:numPr>
-          <w:ilvl w:val="1"/>
-          <w:numId w:val="1"/>
-        </w:numPr>
-      </w:pPr>
-      <w:r>
-        <w:t>Descr</w:t>
-      </w:r>
-      <w:r>
-        <w:t>iption:</w:t>
-      </w:r>
-      <w:r>
-        <w:t xml:space="preserve"> </w:t>
-      </w:r>
-      <w:r>
-        <w:t>kee</w:t>
-      </w:r>
-      <w:r>
-        <w:t>p as is, for now</w:t>
-      </w:r>
     </w:p>
     <w:p>
       <w:pPr>
@@ -1165,7 +1118,6 @@
           <w:b/>
           <w:bCs/>
         </w:rPr>
-        <w:lastRenderedPageBreak/>
         <w:t>Regional Trends</w:t>
       </w:r>
       <w:r>
@@ -1967,6 +1919,7 @@
   <w:style w:type="character" w:default="1" w:styleId="DefaultParagraphFont">
     <w:name w:val="Default Paragraph Font"/>
     <w:uiPriority w:val="1"/>
+    <w:semiHidden/>
     <w:unhideWhenUsed/>
   </w:style>
   <w:style w:type="table" w:default="1" w:styleId="TableNormal">
